--- a/KTP/КТП МДК 03.02 С-21.docx
+++ b/KTP/КТП МДК 03.02 С-21.docx
@@ -1,6 +1,6 @@
 
 <file path=word/document.xml><?xml version="1.0" encoding="utf-8"?>
-<w:document xmlns:wpc="http://schemas.microsoft.com/office/word/2010/wordprocessingCanvas" xmlns:mo="http://schemas.microsoft.com/office/mac/office/2008/main" xmlns:mc="http://schemas.openxmlformats.org/markup-compatibility/2006" xmlns:mv="urn:schemas-microsoft-com:mac:vml" xmlns:o="urn:schemas-microsoft-com:office:office" xmlns:r="http://schemas.openxmlformats.org/officeDocument/2006/relationships" xmlns:m="http://schemas.openxmlformats.org/officeDocument/2006/math" xmlns:v="urn:schemas-microsoft-com:vml" xmlns:wp14="http://schemas.microsoft.com/office/word/2010/wordprocessingDrawing" xmlns:wp="http://schemas.openxmlformats.org/drawingml/2006/wordprocessingDrawing" xmlns:w10="urn:schemas-microsoft-com:office:word" xmlns:w="http://schemas.openxmlformats.org/wordprocessingml/2006/main" xmlns:w14="http://schemas.microsoft.com/office/word/2010/wordml" xmlns:wpg="http://schemas.microsoft.com/office/word/2010/wordprocessingGroup" xmlns:wpi="http://schemas.microsoft.com/office/word/2010/wordprocessingInk" xmlns:wne="http://schemas.microsoft.com/office/word/2006/wordml" xmlns:wps="http://schemas.microsoft.com/office/word/2010/wordprocessingShape" mc:Ignorable="w14 wp14">
+<w:document xmlns:mc="http://schemas.openxmlformats.org/markup-compatibility/2006" xmlns:w="http://schemas.openxmlformats.org/wordprocessingml/2006/main" mc:Ignorable="w14 wp14">
   <w:body>
     <w:p>
       <w:pPr>
@@ -4596,7 +4596,7 @@
                 <w:b w:val="0"/>
                 <w:sz w:val="20"/>
               </w:rPr>
-              <w:t>Конспект лекций</w:t>
+              <w:t xml:space="preserve">ОИ 1, с. 6-20</w:t>
             </w:r>
           </w:p>
         </w:tc>
@@ -4799,7 +4799,7 @@
                 <w:b w:val="0"/>
                 <w:sz w:val="20"/>
               </w:rPr>
-              <w:t>Конспект лекций</w:t>
+              <w:t xml:space="preserve">ДИ 2, с. 4-18</w:t>
             </w:r>
           </w:p>
         </w:tc>
@@ -5002,7 +5002,7 @@
                 <w:b w:val="0"/>
                 <w:sz w:val="20"/>
               </w:rPr>
-              <w:t>Конспект лекций</w:t>
+              <w:t xml:space="preserve">ДИ 2, с. 19-34</w:t>
             </w:r>
           </w:p>
         </w:tc>
@@ -5318,7 +5318,7 @@
                 <w:b w:val="0"/>
                 <w:sz w:val="20"/>
               </w:rPr>
-              <w:t>Конспект лекций</w:t>
+              <w:t xml:space="preserve">ОИ 2, с. 47-59</w:t>
             </w:r>
           </w:p>
         </w:tc>
@@ -5521,7 +5521,7 @@
                 <w:b w:val="0"/>
                 <w:sz w:val="20"/>
               </w:rPr>
-              <w:t>Конспект лекций</w:t>
+              <w:t xml:space="preserve">ОИ 2, с. 71-82</w:t>
             </w:r>
           </w:p>
         </w:tc>
@@ -5724,7 +5724,7 @@
                 <w:b w:val="0"/>
                 <w:sz w:val="20"/>
               </w:rPr>
-              <w:t>Конспект лекций</w:t>
+              <w:t xml:space="preserve">ОИ 2, с. 60-70</w:t>
             </w:r>
           </w:p>
         </w:tc>
@@ -5927,7 +5927,7 @@
                 <w:b w:val="0"/>
                 <w:sz w:val="20"/>
               </w:rPr>
-              <w:t>Конспект лекций</w:t>
+              <w:t xml:space="preserve">ОИ 2, с. 118-130</w:t>
             </w:r>
           </w:p>
         </w:tc>
@@ -6130,7 +6130,7 @@
                 <w:b w:val="0"/>
                 <w:sz w:val="20"/>
               </w:rPr>
-              <w:t>Конспект лекций</w:t>
+              <w:t xml:space="preserve">ДИ 10, с. 15-32</w:t>
             </w:r>
           </w:p>
         </w:tc>
@@ -7536,7 +7536,7 @@
                 <w:b w:val="0"/>
                 <w:sz w:val="20"/>
               </w:rPr>
-              <w:t>Конспект лекций</w:t>
+              <w:t xml:space="preserve">ДИ 4, с. 96-112</w:t>
             </w:r>
           </w:p>
         </w:tc>
@@ -7739,7 +7739,7 @@
                 <w:b w:val="0"/>
                 <w:sz w:val="20"/>
               </w:rPr>
-              <w:t>Конспект лекций</w:t>
+              <w:t xml:space="preserve">ДИ 4, с. 113-128</w:t>
             </w:r>
           </w:p>
         </w:tc>
@@ -7942,7 +7942,7 @@
                 <w:b w:val="0"/>
                 <w:sz w:val="20"/>
               </w:rPr>
-              <w:t>Конспект лекций</w:t>
+              <w:t xml:space="preserve">ДИ 4, с. 129-144</w:t>
             </w:r>
           </w:p>
         </w:tc>
@@ -8145,7 +8145,7 @@
                 <w:b w:val="0"/>
                 <w:sz w:val="20"/>
               </w:rPr>
-              <w:t>Конспект лекций</w:t>
+              <w:t xml:space="preserve">ДИ 4, с. 145-162</w:t>
             </w:r>
           </w:p>
         </w:tc>

--- a/KTP/КТП МДК 03.02 С-21.docx
+++ b/KTP/КТП МДК 03.02 С-21.docx
@@ -1060,6 +1060,9 @@
         </w:tc>
       </w:tr>
       <w:tr>
+        <w:trPr>
+          <w:trHeight w:val="219"/>
+        </w:trPr>
         <w:tc>
           <w:tcPr>
             <w:tcW w:type="dxa" w:w="1277"/>
@@ -1211,6 +1214,9 @@
         </w:tc>
       </w:tr>
       <w:tr>
+        <w:trPr>
+          <w:trHeight w:val="234"/>
+        </w:trPr>
         <w:tc>
           <w:tcPr>
             <w:tcW w:type="dxa" w:w="1277"/>
@@ -1306,6 +1312,9 @@
         </w:tc>
       </w:tr>
       <w:tr>
+        <w:trPr>
+          <w:trHeight w:val="1758"/>
+        </w:trPr>
         <w:tc>
           <w:tcPr>
             <w:tcW w:type="dxa" w:w="1277"/>
@@ -1448,6 +1457,9 @@
         </w:tc>
       </w:tr>
       <w:tr>
+        <w:trPr>
+          <w:trHeight w:val="237"/>
+        </w:trPr>
         <w:tc>
           <w:tcPr>
             <w:tcW w:type="dxa" w:w="1277"/>
@@ -1702,6 +1714,9 @@
         </w:tc>
       </w:tr>
       <w:tr>
+        <w:trPr>
+          <w:trHeight w:val="215"/>
+        </w:trPr>
         <w:tc>
           <w:tcPr>
             <w:tcW w:type="dxa" w:w="1277"/>
@@ -1956,6 +1971,9 @@
         </w:tc>
       </w:tr>
       <w:tr>
+        <w:trPr>
+          <w:trHeight w:val="215"/>
+        </w:trPr>
         <w:tc>
           <w:tcPr>
             <w:tcW w:type="dxa" w:w="1277"/>
@@ -2198,6 +2216,9 @@
         </w:tc>
       </w:tr>
       <w:tr>
+        <w:trPr>
+          <w:trHeight w:val="215"/>
+        </w:trPr>
         <w:tc>
           <w:tcPr>
             <w:tcW w:type="dxa" w:w="1277"/>
@@ -2440,6 +2461,9 @@
         </w:tc>
       </w:tr>
       <w:tr>
+        <w:trPr>
+          <w:trHeight w:val="215"/>
+        </w:trPr>
         <w:tc>
           <w:tcPr>
             <w:tcW w:type="dxa" w:w="1277"/>
@@ -2678,10 +2702,292 @@
                 <w:sz w:val="20"/>
               </w:rPr>
             </w:r>
+          </w:p>
+        </w:tc>
+      </w:tr>
+      <w:tr xmlns:ns2="http://schemas.microsoft.com/office/word/2010/wordml" xmlns:a="http://schemas.openxmlformats.org/drawingml/2006/main" xmlns:ns4="http://schemas.microsoft.com/office/word/2010/wordprocessingDrawing" xmlns:ns7="http://schemas.microsoft.com/office/drawing/2010/main" xmlns:o="urn:schemas-microsoft-com:office:office" xmlns:v="urn:schemas-microsoft-com:vml" xmlns:wp="http://schemas.openxmlformats.org/drawingml/2006/wordprocessingDrawing" xmlns:wps="http://schemas.microsoft.com/office/word/2010/wordprocessingShape" ns2:paraId="5D6EF380" ns2:textId="77777777">
+        <w:trPr>
+          <w:trHeight w:val="215"/>
+        </w:trPr>
+        <w:tc>
+          <w:tcPr>
+            <w:tcW w:w="1277" w:type="dxa"/>
+          </w:tcPr>
+          <w:p ns2:paraId="7E077CEB" ns2:textId="2CBE32E4">
+            <w:pPr>
+              <w:spacing w:after="120" w:line="240" w:lineRule="auto"/>
+              <w:jc w:val="center"/>
+              <w:rPr>
+                <w:rFonts w:ascii="Times New Roman" w:hAnsi="Times New Roman"/>
+                <w:b/>
+                <w:sz w:val="20"/>
+                <w:szCs w:val="20"/>
+              </w:rPr>
+            </w:pPr>
+            <w:proofErr w:type="spellStart"/>
+            <w:r>
+              <w:rPr>
+                <w:rFonts w:ascii="Times New Roman" w:hAnsi="Times New Roman"/>
+                <w:b/>
+                <w:sz w:val="20"/>
+                <w:szCs w:val="20"/>
+              </w:rPr>
+              <w:t>Компл</w:t>
+            </w:r>
+            <w:proofErr w:type="spellEnd"/>
+            <w:r>
+              <w:rPr>
+                <w:rFonts w:ascii="Times New Roman" w:hAnsi="Times New Roman"/>
+                <w:b/>
+                <w:sz w:val="20"/>
+                <w:szCs w:val="20"/>
+              </w:rPr>
+              <w:t xml:space="preserve">. </w:t>
+            </w:r>
+            <w:proofErr w:type="spellStart"/>
+            <w:r>
+              <w:rPr>
+                <w:rFonts w:ascii="Times New Roman" w:hAnsi="Times New Roman"/>
+                <w:b/>
+                <w:sz w:val="20"/>
+                <w:szCs w:val="20"/>
+              </w:rPr>
+              <w:t>дифф</w:t>
+            </w:r>
+            <w:proofErr w:type="spellEnd"/>
+            <w:r>
+              <w:rPr>
+                <w:rFonts w:ascii="Times New Roman" w:hAnsi="Times New Roman"/>
+                <w:b/>
+                <w:sz w:val="20"/>
+                <w:szCs w:val="20"/>
+              </w:rPr>
+              <w:t>.</w:t>
+            </w:r>
+            <w:r>
+              <w:rPr>
+                <w:rFonts w:ascii="Times New Roman" w:hAnsi="Times New Roman"/>
+                <w:b/>
+                <w:sz w:val="20"/>
+                <w:szCs w:val="20"/>
+              </w:rPr>
+              <w:t xml:space="preserve"> зачет</w:t>
+            </w:r>
+          </w:p>
+        </w:tc>
+        <w:tc>
+          <w:tcPr>
+            <w:tcW w:w="567" w:type="dxa"/>
+          </w:tcPr>
+          <w:p ns2:paraId="00503E55" ns2:textId="5476478E">
+            <w:pPr>
+              <w:spacing w:after="120" w:line="240" w:lineRule="auto"/>
+              <w:jc w:val="center"/>
+              <w:rPr>
+                <w:rFonts w:ascii="Times New Roman" w:hAnsi="Times New Roman"/>
+                <w:b/>
+                <w:sz w:val="20"/>
+                <w:szCs w:val="20"/>
+              </w:rPr>
+            </w:pPr>
+          </w:p>
+        </w:tc>
+        <w:tc>
+          <w:tcPr>
+            <w:tcW w:w="567" w:type="dxa"/>
+          </w:tcPr>
+          <w:p ns2:paraId="2173F934" ns2:textId="4363530F">
+            <w:pPr>
+              <w:spacing w:after="120" w:line="240" w:lineRule="auto"/>
+              <w:jc w:val="center"/>
+              <w:rPr>
+                <w:rFonts w:ascii="Times New Roman" w:hAnsi="Times New Roman"/>
+                <w:b/>
+                <w:sz w:val="20"/>
+                <w:szCs w:val="20"/>
+              </w:rPr>
+            </w:pPr>
+          </w:p>
+        </w:tc>
+        <w:tc>
+          <w:tcPr>
+            <w:tcW w:w="1153" w:type="dxa"/>
+            <w:tcBorders>
+              <w:right w:val="single" w:sz="4" w:space="0" w:color="auto"/>
+            </w:tcBorders>
+          </w:tcPr>
+          <w:p ns2:paraId="792C0DD0" ns2:textId="3F5F3AE6">
+            <w:pPr>
+              <w:spacing w:after="120" w:line="240" w:lineRule="auto"/>
+              <w:jc w:val="center"/>
+              <w:rPr>
+                <w:rFonts w:ascii="Times New Roman" w:hAnsi="Times New Roman"/>
+                <w:b/>
+                <w:sz w:val="20"/>
+                <w:szCs w:val="20"/>
+              </w:rPr>
+            </w:pPr>
+          </w:p>
+        </w:tc>
+        <w:tc>
+          <w:tcPr>
+            <w:tcW w:w="664" w:type="dxa"/>
+            <w:tcBorders>
+              <w:left w:val="single" w:sz="4" w:space="0" w:color="auto"/>
+            </w:tcBorders>
+          </w:tcPr>
+          <w:p ns2:paraId="2A1AEF8E" ns2:textId="12F4409B">
+            <w:pPr>
+              <w:spacing w:after="120" w:line="240" w:lineRule="auto"/>
+              <w:jc w:val="center"/>
+              <w:rPr>
+                <w:rFonts w:ascii="Times New Roman" w:hAnsi="Times New Roman"/>
+                <w:b/>
+                <w:sz w:val="20"/>
+                <w:szCs w:val="20"/>
+              </w:rPr>
+            </w:pPr>
+          </w:p>
+        </w:tc>
+        <w:tc>
+          <w:tcPr>
+            <w:tcW w:w="851" w:type="dxa"/>
+          </w:tcPr>
+          <w:p ns2:paraId="6664F253" ns2:textId="17B310C6">
+            <w:pPr>
+              <w:spacing w:after="120" w:line="240" w:lineRule="auto"/>
+              <w:jc w:val="center"/>
+              <w:rPr>
+                <w:rFonts w:ascii="Times New Roman" w:hAnsi="Times New Roman"/>
+                <w:b/>
+                <w:sz w:val="20"/>
+                <w:szCs w:val="20"/>
+              </w:rPr>
+            </w:pPr>
+            <w:r>
+              <w:rPr>
+                <w:rFonts w:ascii="Times New Roman" w:hAnsi="Times New Roman"/>
+                <w:b/>
+                <w:sz w:val="20"/>
+                <w:szCs w:val="20"/>
+              </w:rPr>
+              <w:t>2</w:t>
+            </w:r>
+          </w:p>
+        </w:tc>
+        <w:tc>
+          <w:tcPr>
+            <w:tcW w:w="850" w:type="dxa"/>
+            <w:tcBorders>
+              <w:right w:val="single" w:sz="4" w:space="0" w:color="auto"/>
+            </w:tcBorders>
+          </w:tcPr>
+          <w:p ns2:paraId="49B14EE4" ns2:textId="64E3C553">
+            <w:pPr>
+              <w:spacing w:after="120" w:line="240" w:lineRule="auto"/>
+              <w:jc w:val="center"/>
+              <w:rPr>
+                <w:rFonts w:ascii="Times New Roman" w:hAnsi="Times New Roman"/>
+                <w:b/>
+                <w:sz w:val="20"/>
+                <w:szCs w:val="20"/>
+              </w:rPr>
+            </w:pPr>
+          </w:p>
+        </w:tc>
+        <w:tc>
+          <w:tcPr>
+            <w:tcW w:w="851" w:type="dxa"/>
+            <w:tcBorders>
+              <w:left w:val="single" w:sz="4" w:space="0" w:color="auto"/>
+            </w:tcBorders>
+          </w:tcPr>
+          <w:p ns2:paraId="322C5A85" ns2:textId="60DBA207">
+            <w:pPr>
+              <w:spacing w:after="120" w:line="240" w:lineRule="auto"/>
+              <w:jc w:val="center"/>
+              <w:rPr>
+                <w:rFonts w:ascii="Times New Roman" w:hAnsi="Times New Roman"/>
+                <w:b/>
+                <w:sz w:val="20"/>
+                <w:szCs w:val="20"/>
+              </w:rPr>
+            </w:pPr>
+          </w:p>
+        </w:tc>
+        <w:tc>
+          <w:tcPr>
+            <w:tcW w:w="840" w:type="dxa"/>
+          </w:tcPr>
+          <w:p ns2:paraId="6A99640D" ns2:textId="5D92B94D">
+            <w:pPr>
+              <w:spacing w:after="120" w:line="240" w:lineRule="auto"/>
+              <w:jc w:val="center"/>
+              <w:rPr>
+                <w:rFonts w:ascii="Times New Roman" w:hAnsi="Times New Roman"/>
+                <w:b/>
+                <w:sz w:val="20"/>
+                <w:szCs w:val="20"/>
+              </w:rPr>
+            </w:pPr>
+          </w:p>
+        </w:tc>
+        <w:tc>
+          <w:tcPr>
+            <w:tcW w:w="882" w:type="dxa"/>
+          </w:tcPr>
+          <w:p ns2:paraId="19A0285B" ns2:textId="42C01281">
+            <w:pPr>
+              <w:spacing w:after="120" w:line="240" w:lineRule="auto"/>
+              <w:jc w:val="center"/>
+              <w:rPr>
+                <w:rFonts w:ascii="Times New Roman" w:hAnsi="Times New Roman"/>
+                <w:b/>
+                <w:sz w:val="20"/>
+                <w:szCs w:val="20"/>
+              </w:rPr>
+            </w:pPr>
+          </w:p>
+        </w:tc>
+        <w:tc>
+          <w:tcPr>
+            <w:tcW w:w="829" w:type="dxa"/>
+          </w:tcPr>
+          <w:p ns2:paraId="3038F889" ns2:textId="6DB1380C">
+            <w:pPr>
+              <w:spacing w:after="120" w:line="240" w:lineRule="auto"/>
+              <w:jc w:val="center"/>
+              <w:rPr>
+                <w:rFonts w:ascii="Times New Roman" w:hAnsi="Times New Roman"/>
+                <w:b/>
+                <w:sz w:val="20"/>
+                <w:szCs w:val="20"/>
+              </w:rPr>
+            </w:pPr>
+          </w:p>
+        </w:tc>
+        <w:tc>
+          <w:tcPr>
+            <w:tcW w:w="1216" w:type="dxa"/>
+          </w:tcPr>
+          <w:p ns2:paraId="14A37291" ns2:textId="2A788C75">
+            <w:pPr>
+              <w:spacing w:after="120" w:line="240" w:lineRule="auto"/>
+              <w:jc w:val="center"/>
+              <w:rPr>
+                <w:rFonts w:ascii="Times New Roman" w:hAnsi="Times New Roman"/>
+                <w:b/>
+                <w:sz w:val="20"/>
+                <w:szCs w:val="20"/>
+              </w:rPr>
+            </w:pPr>
           </w:p>
         </w:tc>
       </w:tr>
       <w:tr>
+        <w:trPr>
+          <w:trHeight w:val="215"/>
+        </w:trPr>
         <w:tc>
           <w:tcPr>
             <w:tcW w:type="dxa" w:w="1277"/>
@@ -2696,9 +3002,10 @@
             <w:r>
               <w:rPr>
                 <w:rFonts w:ascii="Times New Roman" w:hAnsi="Times New Roman" w:eastAsia="Times New Roman" w:cs="Times New Roman"/>
-                <w:b w:val="0"/>
-                <w:sz w:val="20"/>
-              </w:rPr>
+                <w:b/>
+                <w:sz w:val="20"/>
+              </w:rPr>
+              <w:t>Практика</w:t>
             </w:r>
           </w:p>
         </w:tc>
@@ -2716,9 +3023,10 @@
             <w:r>
               <w:rPr>
                 <w:rFonts w:ascii="Times New Roman" w:hAnsi="Times New Roman" w:eastAsia="Times New Roman" w:cs="Times New Roman"/>
-                <w:b w:val="0"/>
-                <w:sz w:val="20"/>
-              </w:rPr>
+                <w:b/>
+                <w:sz w:val="20"/>
+              </w:rPr>
+              <w:t>-</w:t>
             </w:r>
           </w:p>
         </w:tc>
@@ -2736,9 +3044,10 @@
             <w:r>
               <w:rPr>
                 <w:rFonts w:ascii="Times New Roman" w:hAnsi="Times New Roman" w:eastAsia="Times New Roman" w:cs="Times New Roman"/>
-                <w:b w:val="0"/>
-                <w:sz w:val="20"/>
-              </w:rPr>
+                <w:b/>
+                <w:sz w:val="20"/>
+              </w:rPr>
+              <w:t>-</w:t>
             </w:r>
           </w:p>
         </w:tc>
@@ -2756,9 +3065,10 @@
             <w:r>
               <w:rPr>
                 <w:rFonts w:ascii="Times New Roman" w:hAnsi="Times New Roman" w:eastAsia="Times New Roman" w:cs="Times New Roman"/>
-                <w:b w:val="0"/>
-                <w:sz w:val="20"/>
-              </w:rPr>
+                <w:b/>
+                <w:sz w:val="20"/>
+              </w:rPr>
+              <w:t>-</w:t>
             </w:r>
           </w:p>
         </w:tc>
@@ -2776,9 +3086,10 @@
             <w:r>
               <w:rPr>
                 <w:rFonts w:ascii="Times New Roman" w:hAnsi="Times New Roman" w:eastAsia="Times New Roman" w:cs="Times New Roman"/>
-                <w:b w:val="0"/>
-                <w:sz w:val="20"/>
-              </w:rPr>
+                <w:b/>
+                <w:sz w:val="20"/>
+              </w:rPr>
+              <w:t>-</w:t>
             </w:r>
           </w:p>
         </w:tc>
@@ -2796,9 +3107,10 @@
             <w:r>
               <w:rPr>
                 <w:rFonts w:ascii="Times New Roman" w:hAnsi="Times New Roman" w:eastAsia="Times New Roman" w:cs="Times New Roman"/>
-                <w:b w:val="0"/>
-                <w:sz w:val="20"/>
-              </w:rPr>
+                <w:b/>
+                <w:sz w:val="20"/>
+              </w:rPr>
+              <w:t>-</w:t>
             </w:r>
           </w:p>
         </w:tc>
@@ -2816,9 +3128,10 @@
             <w:r>
               <w:rPr>
                 <w:rFonts w:ascii="Times New Roman" w:hAnsi="Times New Roman" w:eastAsia="Times New Roman" w:cs="Times New Roman"/>
-                <w:b w:val="0"/>
-                <w:sz w:val="20"/>
-              </w:rPr>
+                <w:b/>
+                <w:sz w:val="20"/>
+              </w:rPr>
+              <w:t>-</w:t>
             </w:r>
           </w:p>
         </w:tc>
@@ -2836,9 +3149,10 @@
             <w:r>
               <w:rPr>
                 <w:rFonts w:ascii="Times New Roman" w:hAnsi="Times New Roman" w:eastAsia="Times New Roman" w:cs="Times New Roman"/>
-                <w:b w:val="0"/>
-                <w:sz w:val="20"/>
-              </w:rPr>
+                <w:b/>
+                <w:sz w:val="20"/>
+              </w:rPr>
+              <w:t>-</w:t>
             </w:r>
           </w:p>
         </w:tc>
@@ -2856,9 +3170,10 @@
             <w:r>
               <w:rPr>
                 <w:rFonts w:ascii="Times New Roman" w:hAnsi="Times New Roman" w:eastAsia="Times New Roman" w:cs="Times New Roman"/>
-                <w:b w:val="0"/>
-                <w:sz w:val="20"/>
-              </w:rPr>
+                <w:b/>
+                <w:sz w:val="20"/>
+              </w:rPr>
+              <w:t>-</w:t>
             </w:r>
           </w:p>
         </w:tc>
@@ -2876,9 +3191,10 @@
             <w:r>
               <w:rPr>
                 <w:rFonts w:ascii="Times New Roman" w:hAnsi="Times New Roman" w:eastAsia="Times New Roman" w:cs="Times New Roman"/>
-                <w:b w:val="0"/>
-                <w:sz w:val="20"/>
-              </w:rPr>
+                <w:b/>
+                <w:sz w:val="20"/>
+              </w:rPr>
+              <w:t>-</w:t>
             </w:r>
           </w:p>
         </w:tc>
@@ -2896,9 +3212,10 @@
             <w:r>
               <w:rPr>
                 <w:rFonts w:ascii="Times New Roman" w:hAnsi="Times New Roman" w:eastAsia="Times New Roman" w:cs="Times New Roman"/>
-                <w:b w:val="0"/>
-                <w:sz w:val="20"/>
-              </w:rPr>
+                <w:b/>
+                <w:sz w:val="20"/>
+              </w:rPr>
+              <w:t>-</w:t>
             </w:r>
           </w:p>
         </w:tc>
@@ -2916,268 +3233,18 @@
             <w:r>
               <w:rPr>
                 <w:rFonts w:ascii="Times New Roman" w:hAnsi="Times New Roman" w:eastAsia="Times New Roman" w:cs="Times New Roman"/>
-                <w:b w:val="0"/>
-                <w:sz w:val="20"/>
-              </w:rPr>
+                <w:b/>
+                <w:sz w:val="20"/>
+              </w:rPr>
+              <w:t>-</w:t>
             </w:r>
           </w:p>
         </w:tc>
       </w:tr>
       <w:tr>
-        <w:tc>
-          <w:tcPr>
-            <w:tcW w:type="dxa" w:w="1277"/>
-            <w:vAlign w:val="center"/>
-          </w:tcPr>
-          <w:p>
-            <w:pPr>
-              <w:spacing w:before="0" w:after="0" w:line="240" w:lineRule="auto"/>
-              <w:jc w:val="center"/>
-            </w:pPr>
-            <w:r/>
-            <w:r>
-              <w:rPr>
-                <w:rFonts w:ascii="Times New Roman" w:hAnsi="Times New Roman" w:eastAsia="Times New Roman" w:cs="Times New Roman"/>
-                <w:b/>
-                <w:sz w:val="20"/>
-              </w:rPr>
-              <w:t>Практика</w:t>
-            </w:r>
-          </w:p>
-        </w:tc>
-        <w:tc>
-          <w:tcPr>
-            <w:tcW w:type="dxa" w:w="567"/>
-            <w:vAlign w:val="center"/>
-          </w:tcPr>
-          <w:p>
-            <w:pPr>
-              <w:spacing w:before="0" w:after="0" w:line="240" w:lineRule="auto"/>
-              <w:jc w:val="center"/>
-            </w:pPr>
-            <w:r/>
-            <w:r>
-              <w:rPr>
-                <w:rFonts w:ascii="Times New Roman" w:hAnsi="Times New Roman" w:eastAsia="Times New Roman" w:cs="Times New Roman"/>
-                <w:b/>
-                <w:sz w:val="20"/>
-              </w:rPr>
-              <w:t>-</w:t>
-            </w:r>
-          </w:p>
-        </w:tc>
-        <w:tc>
-          <w:tcPr>
-            <w:tcW w:type="dxa" w:w="567"/>
-            <w:vAlign w:val="center"/>
-          </w:tcPr>
-          <w:p>
-            <w:pPr>
-              <w:spacing w:before="0" w:after="0" w:line="240" w:lineRule="auto"/>
-              <w:jc w:val="center"/>
-            </w:pPr>
-            <w:r/>
-            <w:r>
-              <w:rPr>
-                <w:rFonts w:ascii="Times New Roman" w:hAnsi="Times New Roman" w:eastAsia="Times New Roman" w:cs="Times New Roman"/>
-                <w:b/>
-                <w:sz w:val="20"/>
-              </w:rPr>
-              <w:t>-</w:t>
-            </w:r>
-          </w:p>
-        </w:tc>
-        <w:tc>
-          <w:tcPr>
-            <w:tcW w:type="dxa" w:w="1153"/>
-            <w:vAlign w:val="center"/>
-          </w:tcPr>
-          <w:p>
-            <w:pPr>
-              <w:spacing w:before="0" w:after="0" w:line="240" w:lineRule="auto"/>
-              <w:jc w:val="center"/>
-            </w:pPr>
-            <w:r/>
-            <w:r>
-              <w:rPr>
-                <w:rFonts w:ascii="Times New Roman" w:hAnsi="Times New Roman" w:eastAsia="Times New Roman" w:cs="Times New Roman"/>
-                <w:b/>
-                <w:sz w:val="20"/>
-              </w:rPr>
-              <w:t>-</w:t>
-            </w:r>
-          </w:p>
-        </w:tc>
-        <w:tc>
-          <w:tcPr>
-            <w:tcW w:type="dxa" w:w="664"/>
-            <w:vAlign w:val="center"/>
-          </w:tcPr>
-          <w:p>
-            <w:pPr>
-              <w:spacing w:before="0" w:after="0" w:line="240" w:lineRule="auto"/>
-              <w:jc w:val="center"/>
-            </w:pPr>
-            <w:r/>
-            <w:r>
-              <w:rPr>
-                <w:rFonts w:ascii="Times New Roman" w:hAnsi="Times New Roman" w:eastAsia="Times New Roman" w:cs="Times New Roman"/>
-                <w:b/>
-                <w:sz w:val="20"/>
-              </w:rPr>
-              <w:t>-</w:t>
-            </w:r>
-          </w:p>
-        </w:tc>
-        <w:tc>
-          <w:tcPr>
-            <w:tcW w:type="dxa" w:w="851"/>
-            <w:vAlign w:val="center"/>
-          </w:tcPr>
-          <w:p>
-            <w:pPr>
-              <w:spacing w:before="0" w:after="0" w:line="240" w:lineRule="auto"/>
-              <w:jc w:val="center"/>
-            </w:pPr>
-            <w:r/>
-            <w:r>
-              <w:rPr>
-                <w:rFonts w:ascii="Times New Roman" w:hAnsi="Times New Roman" w:eastAsia="Times New Roman" w:cs="Times New Roman"/>
-                <w:b/>
-                <w:sz w:val="20"/>
-              </w:rPr>
-              <w:t>-</w:t>
-            </w:r>
-          </w:p>
-        </w:tc>
-        <w:tc>
-          <w:tcPr>
-            <w:tcW w:type="dxa" w:w="850"/>
-            <w:vAlign w:val="center"/>
-          </w:tcPr>
-          <w:p>
-            <w:pPr>
-              <w:spacing w:before="0" w:after="0" w:line="240" w:lineRule="auto"/>
-              <w:jc w:val="center"/>
-            </w:pPr>
-            <w:r/>
-            <w:r>
-              <w:rPr>
-                <w:rFonts w:ascii="Times New Roman" w:hAnsi="Times New Roman" w:eastAsia="Times New Roman" w:cs="Times New Roman"/>
-                <w:b/>
-                <w:sz w:val="20"/>
-              </w:rPr>
-              <w:t>-</w:t>
-            </w:r>
-          </w:p>
-        </w:tc>
-        <w:tc>
-          <w:tcPr>
-            <w:tcW w:type="dxa" w:w="851"/>
-            <w:vAlign w:val="center"/>
-          </w:tcPr>
-          <w:p>
-            <w:pPr>
-              <w:spacing w:before="0" w:after="0" w:line="240" w:lineRule="auto"/>
-              <w:jc w:val="center"/>
-            </w:pPr>
-            <w:r/>
-            <w:r>
-              <w:rPr>
-                <w:rFonts w:ascii="Times New Roman" w:hAnsi="Times New Roman" w:eastAsia="Times New Roman" w:cs="Times New Roman"/>
-                <w:b/>
-                <w:sz w:val="20"/>
-              </w:rPr>
-              <w:t>-</w:t>
-            </w:r>
-          </w:p>
-        </w:tc>
-        <w:tc>
-          <w:tcPr>
-            <w:tcW w:type="dxa" w:w="840"/>
-            <w:vAlign w:val="center"/>
-          </w:tcPr>
-          <w:p>
-            <w:pPr>
-              <w:spacing w:before="0" w:after="0" w:line="240" w:lineRule="auto"/>
-              <w:jc w:val="center"/>
-            </w:pPr>
-            <w:r/>
-            <w:r>
-              <w:rPr>
-                <w:rFonts w:ascii="Times New Roman" w:hAnsi="Times New Roman" w:eastAsia="Times New Roman" w:cs="Times New Roman"/>
-                <w:b/>
-                <w:sz w:val="20"/>
-              </w:rPr>
-              <w:t>-</w:t>
-            </w:r>
-          </w:p>
-        </w:tc>
-        <w:tc>
-          <w:tcPr>
-            <w:tcW w:type="dxa" w:w="882"/>
-            <w:vAlign w:val="center"/>
-          </w:tcPr>
-          <w:p>
-            <w:pPr>
-              <w:spacing w:before="0" w:after="0" w:line="240" w:lineRule="auto"/>
-              <w:jc w:val="center"/>
-            </w:pPr>
-            <w:r/>
-            <w:r>
-              <w:rPr>
-                <w:rFonts w:ascii="Times New Roman" w:hAnsi="Times New Roman" w:eastAsia="Times New Roman" w:cs="Times New Roman"/>
-                <w:b/>
-                <w:sz w:val="20"/>
-              </w:rPr>
-              <w:t>-</w:t>
-            </w:r>
-          </w:p>
-        </w:tc>
-        <w:tc>
-          <w:tcPr>
-            <w:tcW w:type="dxa" w:w="829"/>
-            <w:vAlign w:val="center"/>
-          </w:tcPr>
-          <w:p>
-            <w:pPr>
-              <w:spacing w:before="0" w:after="0" w:line="240" w:lineRule="auto"/>
-              <w:jc w:val="center"/>
-            </w:pPr>
-            <w:r/>
-            <w:r>
-              <w:rPr>
-                <w:rFonts w:ascii="Times New Roman" w:hAnsi="Times New Roman" w:eastAsia="Times New Roman" w:cs="Times New Roman"/>
-                <w:b/>
-                <w:sz w:val="20"/>
-              </w:rPr>
-              <w:t>-</w:t>
-            </w:r>
-          </w:p>
-        </w:tc>
-        <w:tc>
-          <w:tcPr>
-            <w:tcW w:type="dxa" w:w="1216"/>
-            <w:vAlign w:val="center"/>
-          </w:tcPr>
-          <w:p>
-            <w:pPr>
-              <w:spacing w:before="0" w:after="0" w:line="240" w:lineRule="auto"/>
-              <w:jc w:val="center"/>
-            </w:pPr>
-            <w:r/>
-            <w:r>
-              <w:rPr>
-                <w:rFonts w:ascii="Times New Roman" w:hAnsi="Times New Roman" w:eastAsia="Times New Roman" w:cs="Times New Roman"/>
-                <w:b/>
-                <w:sz w:val="20"/>
-              </w:rPr>
-              <w:t>-</w:t>
-            </w:r>
-          </w:p>
-        </w:tc>
-      </w:tr>
-      <w:tr>
+        <w:trPr>
+          <w:trHeight w:val="215"/>
+        </w:trPr>
         <w:tc>
           <w:tcPr>
             <w:tcW w:type="dxa" w:w="1277"/>
@@ -3503,6 +3570,9 @@
         <w:gridCol w:w="856"/>
       </w:tblGrid>
       <w:tr>
+        <w:trPr>
+          <w:trHeight w:val="20"/>
+        </w:trPr>
         <w:tc>
           <w:tcPr>
             <w:tcW w:type="dxa" w:w="501"/>
@@ -3733,6 +3803,9 @@
         </w:tc>
       </w:tr>
       <w:tr>
+        <w:trPr>
+          <w:trHeight w:val="230"/>
+        </w:trPr>
         <w:tc>
           <w:tcPr>
             <w:tcW w:type="dxa" w:w="501"/>
@@ -3860,6 +3933,9 @@
         </w:tc>
       </w:tr>
       <w:tr>
+        <w:trPr>
+          <w:trHeight w:val="1695"/>
+        </w:trPr>
         <w:tc>
           <w:tcPr>
             <w:tcW w:type="dxa" w:w="501"/>
@@ -3967,6 +4043,9 @@
         </w:tc>
       </w:tr>
       <w:tr>
+        <w:trPr>
+          <w:trHeight w:val="20"/>
+        </w:trPr>
         <w:tc>
           <w:tcPr>
             <w:tcW w:type="dxa" w:w="501"/>
@@ -4200,6 +4279,9 @@
         </w:tc>
       </w:tr>
       <w:tr>
+        <w:trPr>
+          <w:trHeight w:val="20"/>
+        </w:trPr>
         <w:tc>
           <w:tcPr>
             <w:tcW w:type="dxa" w:w="501"/>
@@ -4328,6 +4410,9 @@
         </w:tc>
       </w:tr>
       <w:tr>
+        <w:trPr>
+          <w:trHeight w:val="20"/>
+        </w:trPr>
         <w:tc>
           <w:tcPr>
             <w:tcW w:type="dxa" w:w="501"/>
@@ -4426,6 +4511,9 @@
         </w:tc>
       </w:tr>
       <w:tr>
+        <w:trPr>
+          <w:trHeight w:val="20"/>
+        </w:trPr>
         <w:tc>
           <w:tcPr>
             <w:tcW w:type="dxa" w:w="501"/>
@@ -4629,6 +4717,9 @@
         </w:tc>
       </w:tr>
       <w:tr>
+        <w:trPr>
+          <w:trHeight w:val="20"/>
+        </w:trPr>
         <w:tc>
           <w:tcPr>
             <w:tcW w:type="dxa" w:w="501"/>
@@ -4832,6 +4923,9 @@
         </w:tc>
       </w:tr>
       <w:tr>
+        <w:trPr>
+          <w:trHeight w:val="20"/>
+        </w:trPr>
         <w:tc>
           <w:tcPr>
             <w:tcW w:type="dxa" w:w="501"/>
@@ -5035,6 +5129,9 @@
         </w:tc>
       </w:tr>
       <w:tr>
+        <w:trPr>
+          <w:trHeight w:val="20"/>
+        </w:trPr>
         <w:tc>
           <w:tcPr>
             <w:tcW w:type="dxa" w:w="501"/>
@@ -5148,6 +5245,9 @@
         </w:tc>
       </w:tr>
       <w:tr>
+        <w:trPr>
+          <w:trHeight w:val="20"/>
+        </w:trPr>
         <w:tc>
           <w:tcPr>
             <w:tcW w:type="dxa" w:w="501"/>
@@ -5351,6 +5451,9 @@
         </w:tc>
       </w:tr>
       <w:tr>
+        <w:trPr>
+          <w:trHeight w:val="20"/>
+        </w:trPr>
         <w:tc>
           <w:tcPr>
             <w:tcW w:type="dxa" w:w="501"/>
@@ -5554,6 +5657,9 @@
         </w:tc>
       </w:tr>
       <w:tr>
+        <w:trPr>
+          <w:trHeight w:val="20"/>
+        </w:trPr>
         <w:tc>
           <w:tcPr>
             <w:tcW w:type="dxa" w:w="501"/>
@@ -5757,6 +5863,9 @@
         </w:tc>
       </w:tr>
       <w:tr>
+        <w:trPr>
+          <w:trHeight w:val="20"/>
+        </w:trPr>
         <w:tc>
           <w:tcPr>
             <w:tcW w:type="dxa" w:w="501"/>
@@ -5960,6 +6069,9 @@
         </w:tc>
       </w:tr>
       <w:tr>
+        <w:trPr>
+          <w:trHeight w:val="20"/>
+        </w:trPr>
         <w:tc>
           <w:tcPr>
             <w:tcW w:type="dxa" w:w="501"/>
@@ -6163,6 +6275,9 @@
         </w:tc>
       </w:tr>
       <w:tr>
+        <w:trPr>
+          <w:trHeight w:val="20"/>
+        </w:trPr>
         <w:tc>
           <w:tcPr>
             <w:tcW w:type="dxa" w:w="501"/>
@@ -6381,6 +6496,9 @@
         </w:tc>
       </w:tr>
       <w:tr>
+        <w:trPr>
+          <w:trHeight w:val="20"/>
+        </w:trPr>
         <w:tc>
           <w:tcPr>
             <w:tcW w:type="dxa" w:w="501"/>
@@ -6599,6 +6717,9 @@
         </w:tc>
       </w:tr>
       <w:tr>
+        <w:trPr>
+          <w:trHeight w:val="20"/>
+        </w:trPr>
         <w:tc>
           <w:tcPr>
             <w:tcW w:type="dxa" w:w="501"/>
@@ -6817,6 +6938,9 @@
         </w:tc>
       </w:tr>
       <w:tr>
+        <w:trPr>
+          <w:trHeight w:val="20"/>
+        </w:trPr>
         <w:tc>
           <w:tcPr>
             <w:tcW w:type="dxa" w:w="501"/>
@@ -7035,6 +7159,9 @@
         </w:tc>
       </w:tr>
       <w:tr>
+        <w:trPr>
+          <w:trHeight w:val="20"/>
+        </w:trPr>
         <w:tc>
           <w:tcPr>
             <w:tcW w:type="dxa" w:w="501"/>
@@ -7253,6 +7380,9 @@
         </w:tc>
       </w:tr>
       <w:tr>
+        <w:trPr>
+          <w:trHeight w:val="20"/>
+        </w:trPr>
         <w:tc>
           <w:tcPr>
             <w:tcW w:type="dxa" w:w="501"/>
@@ -7366,6 +7496,9 @@
         </w:tc>
       </w:tr>
       <w:tr>
+        <w:trPr>
+          <w:trHeight w:val="20"/>
+        </w:trPr>
         <w:tc>
           <w:tcPr>
             <w:tcW w:type="dxa" w:w="501"/>
@@ -7569,6 +7702,9 @@
         </w:tc>
       </w:tr>
       <w:tr>
+        <w:trPr>
+          <w:trHeight w:val="20"/>
+        </w:trPr>
         <w:tc>
           <w:tcPr>
             <w:tcW w:type="dxa" w:w="501"/>
@@ -7772,6 +7908,9 @@
         </w:tc>
       </w:tr>
       <w:tr>
+        <w:trPr>
+          <w:trHeight w:val="20"/>
+        </w:trPr>
         <w:tc>
           <w:tcPr>
             <w:tcW w:type="dxa" w:w="501"/>
@@ -7975,6 +8114,9 @@
         </w:tc>
       </w:tr>
       <w:tr>
+        <w:trPr>
+          <w:trHeight w:val="20"/>
+        </w:trPr>
         <w:tc>
           <w:tcPr>
             <w:tcW w:type="dxa" w:w="501"/>
@@ -8178,6 +8320,9 @@
         </w:tc>
       </w:tr>
       <w:tr>
+        <w:trPr>
+          <w:trHeight w:val="20"/>
+        </w:trPr>
         <w:tc>
           <w:tcPr>
             <w:tcW w:type="dxa" w:w="501"/>
@@ -8396,6 +8541,9 @@
         </w:tc>
       </w:tr>
       <w:tr>
+        <w:trPr>
+          <w:trHeight w:val="20"/>
+        </w:trPr>
         <w:tc>
           <w:tcPr>
             <w:tcW w:type="dxa" w:w="501"/>
@@ -8614,6 +8762,9 @@
         </w:tc>
       </w:tr>
       <w:tr>
+        <w:trPr>
+          <w:trHeight w:val="20"/>
+        </w:trPr>
         <w:tc>
           <w:tcPr>
             <w:tcW w:type="dxa" w:w="501"/>
@@ -8832,6 +8983,9 @@
         </w:tc>
       </w:tr>
       <w:tr>
+        <w:trPr>
+          <w:trHeight w:val="20"/>
+        </w:trPr>
         <w:tc>
           <w:tcPr>
             <w:tcW w:type="dxa" w:w="501"/>
@@ -9050,6 +9204,9 @@
         </w:tc>
       </w:tr>
       <w:tr>
+        <w:trPr>
+          <w:trHeight w:val="20"/>
+        </w:trPr>
         <w:tc>
           <w:tcPr>
             <w:tcW w:type="dxa" w:w="501"/>
@@ -9268,6 +9425,9 @@
         </w:tc>
       </w:tr>
       <w:tr>
+        <w:trPr>
+          <w:trHeight w:val="20"/>
+        </w:trPr>
         <w:tc>
           <w:tcPr>
             <w:tcW w:type="dxa" w:w="501"/>
@@ -9486,6 +9646,9 @@
         </w:tc>
       </w:tr>
       <w:tr>
+        <w:trPr>
+          <w:trHeight w:val="20"/>
+        </w:trPr>
         <w:tc>
           <w:tcPr>
             <w:tcW w:type="dxa" w:w="501"/>
@@ -9704,6 +9867,9 @@
         </w:tc>
       </w:tr>
       <w:tr>
+        <w:trPr>
+          <w:trHeight w:val="20"/>
+        </w:trPr>
         <w:tc>
           <w:tcPr>
             <w:tcW w:type="dxa" w:w="501"/>
@@ -9922,6 +10088,9 @@
         </w:tc>
       </w:tr>
       <w:tr>
+        <w:trPr>
+          <w:trHeight w:val="20"/>
+        </w:trPr>
         <w:tc>
           <w:tcPr>
             <w:tcW w:type="dxa" w:w="501"/>
@@ -10140,6 +10309,9 @@
         </w:tc>
       </w:tr>
       <w:tr>
+        <w:trPr>
+          <w:trHeight w:val="20"/>
+        </w:trPr>
         <w:tc>
           <w:tcPr>
             <w:tcW w:type="dxa" w:w="501"/>
@@ -10358,6 +10530,9 @@
         </w:tc>
       </w:tr>
       <w:tr>
+        <w:trPr>
+          <w:trHeight w:val="20"/>
+        </w:trPr>
         <w:tc>
           <w:tcPr>
             <w:tcW w:type="dxa" w:w="501"/>
@@ -10471,6 +10646,9 @@
         </w:tc>
       </w:tr>
       <w:tr>
+        <w:trPr>
+          <w:trHeight w:val="20"/>
+        </w:trPr>
         <w:tc>
           <w:tcPr>
             <w:tcW w:type="dxa" w:w="501"/>

--- a/KTP/КТП МДК 03.02 С-21.docx
+++ b/KTP/КТП МДК 03.02 С-21.docx
@@ -1,6 +1,6 @@
 
 <file path=word/document.xml><?xml version="1.0" encoding="utf-8"?>
-<w:document xmlns:mc="http://schemas.openxmlformats.org/markup-compatibility/2006" xmlns:w="http://schemas.openxmlformats.org/wordprocessingml/2006/main" mc:Ignorable="w14 wp14">
+<w:document xmlns:mc="http://schemas.openxmlformats.org/markup-compatibility/2006" xmlns:ns2="http://schemas.microsoft.com/office/word/2010/wordml" xmlns:w="http://schemas.openxmlformats.org/wordprocessingml/2006/main" mc:Ignorable="w14 wp14">
   <w:body>
     <w:p>
       <w:pPr>
@@ -2705,7 +2705,7 @@
           </w:p>
         </w:tc>
       </w:tr>
-      <w:tr xmlns:ns2="http://schemas.microsoft.com/office/word/2010/wordml" xmlns:a="http://schemas.openxmlformats.org/drawingml/2006/main" xmlns:ns4="http://schemas.microsoft.com/office/word/2010/wordprocessingDrawing" xmlns:ns7="http://schemas.microsoft.com/office/drawing/2010/main" xmlns:o="urn:schemas-microsoft-com:office:office" xmlns:v="urn:schemas-microsoft-com:vml" xmlns:wp="http://schemas.openxmlformats.org/drawingml/2006/wordprocessingDrawing" xmlns:wps="http://schemas.microsoft.com/office/word/2010/wordprocessingShape" ns2:paraId="5D6EF380" ns2:textId="77777777">
+      <w:tr ns2:paraId="5D6EF380" ns2:textId="77777777">
         <w:trPr>
           <w:trHeight w:val="215"/>
         </w:trPr>
@@ -4663,7 +4663,7 @@
                 <w:b w:val="0"/>
                 <w:sz w:val="20"/>
               </w:rPr>
-              <w:t>ОИ1</w:t>
+              <w:t xml:space="preserve">ОИ1</w:t>
             </w:r>
           </w:p>
         </w:tc>
@@ -4684,7 +4684,7 @@
                 <w:b w:val="0"/>
                 <w:sz w:val="20"/>
               </w:rPr>
-              <w:t xml:space="preserve">ОИ 1, с. 6-20</w:t>
+              <w:t xml:space="preserve">с. 6-20</w:t>
             </w:r>
           </w:p>
         </w:tc>
@@ -4869,7 +4869,7 @@
                 <w:b w:val="0"/>
                 <w:sz w:val="20"/>
               </w:rPr>
-              <w:t>ОИ1</w:t>
+              <w:t xml:space="preserve">ДИ2</w:t>
             </w:r>
           </w:p>
         </w:tc>
@@ -4890,7 +4890,7 @@
                 <w:b w:val="0"/>
                 <w:sz w:val="20"/>
               </w:rPr>
-              <w:t xml:space="preserve">ДИ 2, с. 4-18</w:t>
+              <w:t xml:space="preserve">с. 4-18</w:t>
             </w:r>
           </w:p>
         </w:tc>
@@ -5075,7 +5075,7 @@
                 <w:b w:val="0"/>
                 <w:sz w:val="20"/>
               </w:rPr>
-              <w:t>ОИ1</w:t>
+              <w:t xml:space="preserve">ДИ2</w:t>
             </w:r>
           </w:p>
         </w:tc>
@@ -5096,7 +5096,7 @@
                 <w:b w:val="0"/>
                 <w:sz w:val="20"/>
               </w:rPr>
-              <w:t xml:space="preserve">ДИ 2, с. 19-34</w:t>
+              <w:t xml:space="preserve">с. 19-34</w:t>
             </w:r>
           </w:p>
         </w:tc>
@@ -5397,7 +5397,7 @@
                 <w:b w:val="0"/>
                 <w:sz w:val="20"/>
               </w:rPr>
-              <w:t>ОИ1</w:t>
+              <w:t xml:space="preserve">ОИ2</w:t>
             </w:r>
           </w:p>
         </w:tc>
@@ -5418,7 +5418,7 @@
                 <w:b w:val="0"/>
                 <w:sz w:val="20"/>
               </w:rPr>
-              <w:t xml:space="preserve">ОИ 2, с. 47-59</w:t>
+              <w:t xml:space="preserve">с. 47-59</w:t>
             </w:r>
           </w:p>
         </w:tc>
@@ -5603,7 +5603,7 @@
                 <w:b w:val="0"/>
                 <w:sz w:val="20"/>
               </w:rPr>
-              <w:t>ОИ1</w:t>
+              <w:t xml:space="preserve">ОИ2</w:t>
             </w:r>
           </w:p>
         </w:tc>
@@ -5624,7 +5624,7 @@
                 <w:b w:val="0"/>
                 <w:sz w:val="20"/>
               </w:rPr>
-              <w:t xml:space="preserve">ОИ 2, с. 71-82</w:t>
+              <w:t xml:space="preserve">с. 71-82</w:t>
             </w:r>
           </w:p>
         </w:tc>
@@ -5809,7 +5809,7 @@
                 <w:b w:val="0"/>
                 <w:sz w:val="20"/>
               </w:rPr>
-              <w:t>ОИ1</w:t>
+              <w:t xml:space="preserve">ОИ2</w:t>
             </w:r>
           </w:p>
         </w:tc>
@@ -5830,7 +5830,7 @@
                 <w:b w:val="0"/>
                 <w:sz w:val="20"/>
               </w:rPr>
-              <w:t xml:space="preserve">ОИ 2, с. 60-70</w:t>
+              <w:t xml:space="preserve">с. 60-70</w:t>
             </w:r>
           </w:p>
         </w:tc>
@@ -6015,7 +6015,7 @@
                 <w:b w:val="0"/>
                 <w:sz w:val="20"/>
               </w:rPr>
-              <w:t>ОИ1</w:t>
+              <w:t xml:space="preserve">ОИ2</w:t>
             </w:r>
           </w:p>
         </w:tc>
@@ -6036,7 +6036,7 @@
                 <w:b w:val="0"/>
                 <w:sz w:val="20"/>
               </w:rPr>
-              <w:t xml:space="preserve">ОИ 2, с. 118-130</w:t>
+              <w:t xml:space="preserve">с. 118-130</w:t>
             </w:r>
           </w:p>
         </w:tc>
@@ -6221,7 +6221,7 @@
                 <w:b w:val="0"/>
                 <w:sz w:val="20"/>
               </w:rPr>
-              <w:t>ОИ1</w:t>
+              <w:t xml:space="preserve">ДИ10</w:t>
             </w:r>
           </w:p>
         </w:tc>
@@ -6242,7 +6242,7 @@
                 <w:b w:val="0"/>
                 <w:sz w:val="20"/>
               </w:rPr>
-              <w:t xml:space="preserve">ДИ 10, с. 15-32</w:t>
+              <w:t xml:space="preserve">с. 15-32</w:t>
             </w:r>
           </w:p>
         </w:tc>
@@ -7648,7 +7648,7 @@
                 <w:b w:val="0"/>
                 <w:sz w:val="20"/>
               </w:rPr>
-              <w:t>ОИ2</w:t>
+              <w:t xml:space="preserve">ДИ4</w:t>
             </w:r>
           </w:p>
         </w:tc>
@@ -7669,7 +7669,7 @@
                 <w:b w:val="0"/>
                 <w:sz w:val="20"/>
               </w:rPr>
-              <w:t xml:space="preserve">ДИ 4, с. 96-112</w:t>
+              <w:t xml:space="preserve">с. 96-112</w:t>
             </w:r>
           </w:p>
         </w:tc>
@@ -7854,7 +7854,7 @@
                 <w:b w:val="0"/>
                 <w:sz w:val="20"/>
               </w:rPr>
-              <w:t>ОИ2</w:t>
+              <w:t xml:space="preserve">ДИ4</w:t>
             </w:r>
           </w:p>
         </w:tc>
@@ -7875,7 +7875,7 @@
                 <w:b w:val="0"/>
                 <w:sz w:val="20"/>
               </w:rPr>
-              <w:t xml:space="preserve">ДИ 4, с. 113-128</w:t>
+              <w:t xml:space="preserve">с. 113-128</w:t>
             </w:r>
           </w:p>
         </w:tc>
@@ -8060,7 +8060,7 @@
                 <w:b w:val="0"/>
                 <w:sz w:val="20"/>
               </w:rPr>
-              <w:t>ОИ2</w:t>
+              <w:t xml:space="preserve">ДИ4</w:t>
             </w:r>
           </w:p>
         </w:tc>
@@ -8081,7 +8081,7 @@
                 <w:b w:val="0"/>
                 <w:sz w:val="20"/>
               </w:rPr>
-              <w:t xml:space="preserve">ДИ 4, с. 129-144</w:t>
+              <w:t xml:space="preserve">с. 129-144</w:t>
             </w:r>
           </w:p>
         </w:tc>
@@ -8266,7 +8266,7 @@
                 <w:b w:val="0"/>
                 <w:sz w:val="20"/>
               </w:rPr>
-              <w:t>ОИ2</w:t>
+              <w:t xml:space="preserve">ДИ4</w:t>
             </w:r>
           </w:p>
         </w:tc>
@@ -8287,7 +8287,7 @@
                 <w:b w:val="0"/>
                 <w:sz w:val="20"/>
               </w:rPr>
-              <w:t xml:space="preserve">ДИ 4, с. 145-162</w:t>
+              <w:t xml:space="preserve">с. 145-162</w:t>
             </w:r>
           </w:p>
         </w:tc>
